--- a/Методы системного анализа/Лабы/Лабораторная работа 2.docx
+++ b/Методы системного анализа/Лабы/Лабораторная работа 2.docx
@@ -505,7 +505,6 @@
         <w:ind w:firstLine="0"/>
         <w:rPr>
           <w:rFonts w:eastAsiaTheme="minorEastAsia" w:cstheme="minorBidi"/>
-          <w:lang w:val="en-US"/>
         </w:rPr>
       </w:pPr>
     </w:p>
@@ -1957,13 +1956,7 @@
           <w:rPr>
             <w:rFonts w:ascii="Cambria Math" w:eastAsiaTheme="minorEastAsia" w:hAnsi="Cambria Math" w:cstheme="minorBidi"/>
           </w:rPr>
-          <m:t>Для</m:t>
-        </m:r>
-        <m:r>
-          <w:rPr>
-            <w:rFonts w:ascii="Cambria Math" w:eastAsiaTheme="minorEastAsia" w:hAnsi="Cambria Math" w:cstheme="minorBidi"/>
-          </w:rPr>
-          <m:t xml:space="preserve"> </m:t>
+          <m:t xml:space="preserve">Для </m:t>
         </m:r>
         <m:r>
           <w:rPr>
@@ -2099,7 +2092,6 @@
         <w:pStyle w:val="a5"/>
         <w:rPr>
           <w:rFonts w:eastAsiaTheme="minorEastAsia" w:cstheme="minorBidi"/>
-          <w:lang w:val="en-US"/>
         </w:rPr>
       </w:pPr>
       <m:oMathPara>
@@ -2349,7 +2341,6 @@
         <w:rPr>
           <w:rFonts w:eastAsiaTheme="minorEastAsia" w:cstheme="minorBidi"/>
           <w:i/>
-          <w:lang w:val="en-US"/>
         </w:rPr>
       </w:pPr>
       <m:oMathPara>
@@ -2379,7 +2370,7 @@
                   <w:rFonts w:ascii="Cambria Math" w:eastAsiaTheme="minorEastAsia" w:hAnsi="Cambria Math" w:cstheme="minorBidi"/>
                   <w:lang w:val="en-US"/>
                 </w:rPr>
-                <m:t>l</m:t>
+                <m:t>m</m:t>
               </m:r>
             </m:sub>
             <m:sup>
@@ -2429,8 +2420,8 @@
               </m:r>
             </m:sup>
             <m:e>
-              <m:d>
-                <m:dPr>
+              <m:sSup>
+                <m:sSupPr>
                   <m:ctrlPr>
                     <w:rPr>
                       <w:rFonts w:ascii="Cambria Math" w:eastAsiaTheme="minorEastAsia" w:hAnsi="Cambria Math" w:cstheme="minorBidi"/>
@@ -2438,17 +2429,39 @@
                       <w:lang w:val="en-US"/>
                     </w:rPr>
                   </m:ctrlPr>
-                </m:dPr>
+                </m:sSupPr>
                 <m:e>
+                  <m:d>
+                    <m:dPr>
+                      <m:ctrlPr>
+                        <w:rPr>
+                          <w:rFonts w:ascii="Cambria Math" w:eastAsiaTheme="minorEastAsia" w:hAnsi="Cambria Math" w:cstheme="minorBidi"/>
+                          <w:i/>
+                          <w:lang w:val="en-US"/>
+                        </w:rPr>
+                      </m:ctrlPr>
+                    </m:dPr>
+                    <m:e>
+                      <m:r>
+                        <w:rPr>
+                          <w:rFonts w:ascii="Cambria Math" w:eastAsiaTheme="minorEastAsia" w:hAnsi="Cambria Math" w:cstheme="minorBidi"/>
+                          <w:lang w:val="en-US"/>
+                        </w:rPr>
+                        <m:t>n-m</m:t>
+                      </m:r>
+                    </m:e>
+                  </m:d>
+                </m:e>
+                <m:sup>
                   <m:r>
                     <w:rPr>
                       <w:rFonts w:ascii="Cambria Math" w:eastAsiaTheme="minorEastAsia" w:hAnsi="Cambria Math" w:cstheme="minorBidi"/>
                       <w:lang w:val="en-US"/>
                     </w:rPr>
-                    <m:t>n-m</m:t>
+                    <m:t>2</m:t>
                   </m:r>
-                </m:e>
-              </m:d>
+                </m:sup>
+              </m:sSup>
               <m:r>
                 <w:rPr>
                   <w:rFonts w:ascii="Cambria Math" w:eastAsiaTheme="minorEastAsia" w:hAnsi="Cambria Math" w:cstheme="minorBidi"/>
@@ -2490,7 +2503,314 @@
                   <w:rFonts w:ascii="Cambria Math" w:eastAsiaTheme="minorEastAsia" w:hAnsi="Cambria Math" w:cstheme="minorBidi"/>
                   <w:lang w:val="en-US"/>
                 </w:rPr>
-                <m:t>-</m:t>
+                <m:t>=</m:t>
+              </m:r>
+            </m:e>
+          </m:nary>
+          <m:f>
+            <m:fPr>
+              <m:ctrlPr>
+                <w:rPr>
+                  <w:rFonts w:ascii="Cambria Math" w:eastAsiaTheme="minorEastAsia" w:hAnsi="Cambria Math" w:cstheme="minorBidi"/>
+                  <w:i/>
+                  <w:lang w:val="en-US"/>
+                </w:rPr>
+              </m:ctrlPr>
+            </m:fPr>
+            <m:num>
+              <m:r>
+                <w:rPr>
+                  <w:rFonts w:ascii="Cambria Math" w:eastAsiaTheme="minorEastAsia" w:hAnsi="Cambria Math" w:cstheme="minorBidi"/>
+                  <w:lang w:val="en-US"/>
+                </w:rPr>
+                <m:t>ρ</m:t>
+              </m:r>
+            </m:num>
+            <m:den>
+              <m:sSup>
+                <m:sSupPr>
+                  <m:ctrlPr>
+                    <w:rPr>
+                      <w:rFonts w:ascii="Cambria Math" w:eastAsiaTheme="minorEastAsia" w:hAnsi="Cambria Math" w:cstheme="minorBidi"/>
+                      <w:i/>
+                      <w:lang w:val="en-US"/>
+                    </w:rPr>
+                  </m:ctrlPr>
+                </m:sSupPr>
+                <m:e>
+                  <m:d>
+                    <m:dPr>
+                      <m:ctrlPr>
+                        <w:rPr>
+                          <w:rFonts w:ascii="Cambria Math" w:eastAsiaTheme="minorEastAsia" w:hAnsi="Cambria Math" w:cstheme="minorBidi"/>
+                          <w:i/>
+                          <w:lang w:val="en-US"/>
+                        </w:rPr>
+                      </m:ctrlPr>
+                    </m:dPr>
+                    <m:e>
+                      <m:r>
+                        <w:rPr>
+                          <w:rFonts w:ascii="Cambria Math" w:eastAsiaTheme="minorEastAsia" w:hAnsi="Cambria Math" w:cstheme="minorBidi"/>
+                          <w:lang w:val="en-US"/>
+                        </w:rPr>
+                        <m:t>1-ρ</m:t>
+                      </m:r>
+                    </m:e>
+                  </m:d>
+                </m:e>
+                <m:sup>
+                  <m:r>
+                    <w:rPr>
+                      <w:rFonts w:ascii="Cambria Math" w:eastAsiaTheme="minorEastAsia" w:hAnsi="Cambria Math" w:cstheme="minorBidi"/>
+                      <w:lang w:val="en-US"/>
+                    </w:rPr>
+                    <m:t>2</m:t>
+                  </m:r>
+                </m:sup>
+              </m:sSup>
+            </m:den>
+          </m:f>
+          <m:r>
+            <w:rPr>
+              <w:rFonts w:ascii="Cambria Math" w:eastAsiaTheme="minorEastAsia" w:hAnsi="Cambria Math" w:cstheme="minorBidi"/>
+              <w:lang w:val="en-US"/>
+            </w:rPr>
+            <m:t>=</m:t>
+          </m:r>
+          <m:f>
+            <m:fPr>
+              <m:ctrlPr>
+                <w:rPr>
+                  <w:rFonts w:ascii="Cambria Math" w:eastAsiaTheme="minorEastAsia" w:hAnsi="Cambria Math" w:cstheme="minorBidi"/>
+                  <w:i/>
+                  <w:lang w:val="en-US"/>
+                </w:rPr>
+              </m:ctrlPr>
+            </m:fPr>
+            <m:num>
+              <m:r>
+                <w:rPr>
+                  <w:rFonts w:ascii="Cambria Math" w:eastAsiaTheme="minorEastAsia" w:hAnsi="Cambria Math" w:cstheme="minorBidi"/>
+                  <w:lang w:val="en-US"/>
+                </w:rPr>
+                <m:t>0,75</m:t>
+              </m:r>
+            </m:num>
+            <m:den>
+              <m:r>
+                <w:rPr>
+                  <w:rFonts w:ascii="Cambria Math" w:eastAsiaTheme="minorEastAsia" w:hAnsi="Cambria Math" w:cstheme="minorBidi"/>
+                  <w:lang w:val="en-US"/>
+                </w:rPr>
+                <m:t>0,0625</m:t>
+              </m:r>
+            </m:den>
+          </m:f>
+          <m:r>
+            <w:rPr>
+              <w:rFonts w:ascii="Cambria Math" w:eastAsiaTheme="minorEastAsia" w:hAnsi="Cambria Math" w:cstheme="minorBidi"/>
+              <w:lang w:val="en-US"/>
+            </w:rPr>
+            <m:t>=</m:t>
+          </m:r>
+          <m:r>
+            <w:rPr>
+              <w:rFonts w:ascii="Cambria Math" w:eastAsiaTheme="minorEastAsia" w:hAnsi="Cambria Math" w:cstheme="minorBidi"/>
+              <w:lang w:val="en-US"/>
+            </w:rPr>
+            <m:t>12</m:t>
+          </m:r>
+        </m:oMath>
+      </m:oMathPara>
+    </w:p>
+    <w:p>
+      <w:pPr>
+        <w:pStyle w:val="a5"/>
+        <w:rPr>
+          <w:rFonts w:eastAsiaTheme="minorEastAsia" w:cstheme="minorBidi"/>
+          <w:lang w:val="en-US"/>
+        </w:rPr>
+      </w:pPr>
+    </w:p>
+    <w:p>
+      <w:pPr>
+        <w:pStyle w:val="a5"/>
+        <w:rPr>
+          <w:rFonts w:eastAsiaTheme="minorEastAsia" w:cstheme="minorBidi"/>
+        </w:rPr>
+      </w:pPr>
+      <w:r>
+        <w:rPr>
+          <w:rFonts w:eastAsiaTheme="minorEastAsia" w:cstheme="minorBidi"/>
+        </w:rPr>
+        <w:lastRenderedPageBreak/>
+        <w:t>Среднее и дисперсия числа заявок, находящихся в очереди к прибору, соответственно равны:</w:t>
+      </w:r>
+    </w:p>
+    <w:p>
+      <w:pPr>
+        <w:pStyle w:val="a5"/>
+        <w:rPr>
+          <w:rFonts w:eastAsiaTheme="minorEastAsia" w:cstheme="minorBidi"/>
+        </w:rPr>
+      </w:pPr>
+    </w:p>
+    <w:p>
+      <w:pPr>
+        <w:pStyle w:val="a5"/>
+        <w:rPr>
+          <w:rFonts w:eastAsiaTheme="minorEastAsia" w:cstheme="minorBidi"/>
+          <w:lang w:val="en-US"/>
+        </w:rPr>
+      </w:pPr>
+      <m:oMathPara>
+        <m:oMath>
+          <m:r>
+            <w:rPr>
+              <w:rFonts w:ascii="Cambria Math" w:eastAsiaTheme="minorEastAsia" w:hAnsi="Cambria Math" w:cstheme="minorBidi"/>
+              <w:lang w:val="en-US"/>
+            </w:rPr>
+            <m:t>l=</m:t>
+          </m:r>
+          <m:nary>
+            <m:naryPr>
+              <m:chr m:val="∑"/>
+              <m:ctrlPr>
+                <w:rPr>
+                  <w:rFonts w:ascii="Cambria Math" w:eastAsiaTheme="minorEastAsia" w:hAnsi="Cambria Math" w:cstheme="minorBidi"/>
+                  <w:i/>
+                  <w:lang w:val="en-US"/>
+                </w:rPr>
+              </m:ctrlPr>
+            </m:naryPr>
+            <m:sub>
+              <m:r>
+                <w:rPr>
+                  <w:rFonts w:ascii="Cambria Math" w:eastAsiaTheme="minorEastAsia" w:hAnsi="Cambria Math" w:cstheme="minorBidi"/>
+                  <w:lang w:val="en-US"/>
+                </w:rPr>
+                <m:t>n=0</m:t>
+              </m:r>
+            </m:sub>
+            <m:sup>
+              <m:r>
+                <w:rPr>
+                  <w:rFonts w:ascii="Cambria Math" w:eastAsiaTheme="minorEastAsia" w:hAnsi="Cambria Math" w:cstheme="minorBidi"/>
+                  <w:lang w:val="en-US"/>
+                </w:rPr>
+                <m:t>∞</m:t>
+              </m:r>
+            </m:sup>
+            <m:e>
+              <m:r>
+                <w:rPr>
+                  <w:rFonts w:ascii="Cambria Math" w:eastAsiaTheme="minorEastAsia" w:hAnsi="Cambria Math" w:cstheme="minorBidi"/>
+                  <w:lang w:val="en-US"/>
+                </w:rPr>
+                <m:t>n∙</m:t>
+              </m:r>
+              <m:sSub>
+                <m:sSubPr>
+                  <m:ctrlPr>
+                    <w:rPr>
+                      <w:rFonts w:ascii="Cambria Math" w:eastAsiaTheme="minorEastAsia" w:hAnsi="Cambria Math" w:cstheme="minorBidi"/>
+                      <w:i/>
+                      <w:lang w:val="en-US"/>
+                    </w:rPr>
+                  </m:ctrlPr>
+                </m:sSubPr>
+                <m:e>
+                  <m:r>
+                    <w:rPr>
+                      <w:rFonts w:ascii="Cambria Math" w:eastAsiaTheme="minorEastAsia" w:hAnsi="Cambria Math" w:cstheme="minorBidi"/>
+                      <w:lang w:val="en-US"/>
+                    </w:rPr>
+                    <m:t>P</m:t>
+                  </m:r>
+                </m:e>
+                <m:sub>
+                  <m:r>
+                    <w:rPr>
+                      <w:rFonts w:ascii="Cambria Math" w:eastAsiaTheme="minorEastAsia" w:hAnsi="Cambria Math" w:cstheme="minorBidi"/>
+                      <w:lang w:val="en-US"/>
+                    </w:rPr>
+                    <m:t>n</m:t>
+                  </m:r>
+                </m:sub>
+              </m:sSub>
+              <m:r>
+                <w:rPr>
+                  <w:rFonts w:ascii="Cambria Math" w:eastAsiaTheme="minorEastAsia" w:hAnsi="Cambria Math" w:cstheme="minorBidi"/>
+                  <w:lang w:val="en-US"/>
+                </w:rPr>
+                <m:t>=</m:t>
+              </m:r>
+              <m:d>
+                <m:dPr>
+                  <m:ctrlPr>
+                    <w:rPr>
+                      <w:rFonts w:ascii="Cambria Math" w:eastAsiaTheme="minorEastAsia" w:hAnsi="Cambria Math" w:cstheme="minorBidi"/>
+                      <w:i/>
+                      <w:lang w:val="en-US"/>
+                    </w:rPr>
+                  </m:ctrlPr>
+                </m:dPr>
+                <m:e>
+                  <m:r>
+                    <w:rPr>
+                      <w:rFonts w:ascii="Cambria Math" w:eastAsiaTheme="minorEastAsia" w:hAnsi="Cambria Math" w:cstheme="minorBidi"/>
+                      <w:lang w:val="en-US"/>
+                    </w:rPr>
+                    <m:t>1-ρ</m:t>
+                  </m:r>
+                </m:e>
+              </m:d>
+              <m:r>
+                <w:rPr>
+                  <w:rFonts w:ascii="Cambria Math" w:eastAsiaTheme="minorEastAsia" w:hAnsi="Cambria Math" w:cstheme="minorBidi"/>
+                  <w:lang w:val="en-US"/>
+                </w:rPr>
+                <m:t>∙</m:t>
+              </m:r>
+            </m:e>
+          </m:nary>
+          <m:nary>
+            <m:naryPr>
+              <m:chr m:val="∑"/>
+              <m:ctrlPr>
+                <w:rPr>
+                  <w:rFonts w:ascii="Cambria Math" w:eastAsiaTheme="minorEastAsia" w:hAnsi="Cambria Math" w:cstheme="minorBidi"/>
+                  <w:i/>
+                  <w:lang w:val="en-US"/>
+                </w:rPr>
+              </m:ctrlPr>
+            </m:naryPr>
+            <m:sub>
+              <m:r>
+                <w:rPr>
+                  <w:rFonts w:ascii="Cambria Math" w:eastAsiaTheme="minorEastAsia" w:hAnsi="Cambria Math" w:cstheme="minorBidi"/>
+                  <w:lang w:val="en-US"/>
+                </w:rPr>
+                <m:t>n=1</m:t>
+              </m:r>
+            </m:sub>
+            <m:sup>
+              <m:r>
+                <w:rPr>
+                  <w:rFonts w:ascii="Cambria Math" w:eastAsiaTheme="minorEastAsia" w:hAnsi="Cambria Math" w:cstheme="minorBidi"/>
+                  <w:lang w:val="en-US"/>
+                </w:rPr>
+                <m:t>∞</m:t>
+              </m:r>
+            </m:sup>
+            <m:e>
+              <m:r>
+                <w:rPr>
+                  <w:rFonts w:ascii="Cambria Math" w:eastAsiaTheme="minorEastAsia" w:hAnsi="Cambria Math" w:cstheme="minorBidi"/>
+                  <w:lang w:val="en-US"/>
+                </w:rPr>
+                <m:t>n∙</m:t>
               </m:r>
               <m:sSup>
                 <m:sSupPr>
@@ -2508,7 +2828,56 @@
                       <w:rFonts w:ascii="Cambria Math" w:eastAsiaTheme="minorEastAsia" w:hAnsi="Cambria Math" w:cstheme="minorBidi"/>
                       <w:lang w:val="en-US"/>
                     </w:rPr>
-                    <m:t>m</m:t>
+                    <m:t>ρ</m:t>
+                  </m:r>
+                </m:e>
+                <m:sup>
+                  <m:r>
+                    <w:rPr>
+                      <w:rFonts w:ascii="Cambria Math" w:eastAsiaTheme="minorEastAsia" w:hAnsi="Cambria Math" w:cstheme="minorBidi"/>
+                      <w:lang w:val="en-US"/>
+                    </w:rPr>
+                    <m:t>n</m:t>
+                  </m:r>
+                </m:sup>
+              </m:sSup>
+            </m:e>
+          </m:nary>
+          <m:r>
+            <w:rPr>
+              <w:rFonts w:ascii="Cambria Math" w:eastAsiaTheme="minorEastAsia" w:hAnsi="Cambria Math" w:cstheme="minorBidi"/>
+              <w:lang w:val="en-US"/>
+            </w:rPr>
+            <m:t>=</m:t>
+          </m:r>
+          <m:f>
+            <m:fPr>
+              <m:ctrlPr>
+                <w:rPr>
+                  <w:rFonts w:ascii="Cambria Math" w:eastAsiaTheme="minorEastAsia" w:hAnsi="Cambria Math" w:cstheme="minorBidi"/>
+                  <w:i/>
+                  <w:lang w:val="en-US"/>
+                </w:rPr>
+              </m:ctrlPr>
+            </m:fPr>
+            <m:num>
+              <m:sSup>
+                <m:sSupPr>
+                  <m:ctrlPr>
+                    <w:rPr>
+                      <w:rFonts w:ascii="Cambria Math" w:eastAsiaTheme="minorEastAsia" w:hAnsi="Cambria Math" w:cstheme="minorBidi"/>
+                      <w:i/>
+                      <w:lang w:val="en-US"/>
+                    </w:rPr>
+                  </m:ctrlPr>
+                </m:sSupPr>
+                <m:e>
+                  <m:r>
+                    <w:rPr>
+                      <w:rFonts w:ascii="Cambria Math" w:eastAsiaTheme="minorEastAsia" w:hAnsi="Cambria Math" w:cstheme="minorBidi"/>
+                      <w:lang w:val="en-US"/>
+                    </w:rPr>
+                    <m:t>ρ</m:t>
                   </m:r>
                 </m:e>
                 <m:sup>
@@ -2521,15 +2890,245 @@
                   </m:r>
                 </m:sup>
               </m:sSup>
-              <m:r>
-                <w:rPr>
-                  <w:rFonts w:ascii="Cambria Math" w:eastAsiaTheme="minorEastAsia" w:hAnsi="Cambria Math" w:cstheme="minorBidi"/>
-                  <w:lang w:val="en-US"/>
-                </w:rPr>
-                <m:t>=</m:t>
+            </m:num>
+            <m:den>
+              <m:r>
+                <w:rPr>
+                  <w:rFonts w:ascii="Cambria Math" w:eastAsiaTheme="minorEastAsia" w:hAnsi="Cambria Math" w:cstheme="minorBidi"/>
+                  <w:lang w:val="en-US"/>
+                </w:rPr>
+                <m:t>1-ρ</m:t>
+              </m:r>
+            </m:den>
+          </m:f>
+          <m:r>
+            <w:rPr>
+              <w:rFonts w:ascii="Cambria Math" w:eastAsiaTheme="minorEastAsia" w:hAnsi="Cambria Math" w:cstheme="minorBidi"/>
+              <w:lang w:val="en-US"/>
+            </w:rPr>
+            <m:t>=</m:t>
+          </m:r>
+          <m:f>
+            <m:fPr>
+              <m:ctrlPr>
+                <w:rPr>
+                  <w:rFonts w:ascii="Cambria Math" w:eastAsiaTheme="minorEastAsia" w:hAnsi="Cambria Math" w:cstheme="minorBidi"/>
+                  <w:i/>
+                  <w:lang w:val="en-US"/>
+                </w:rPr>
+              </m:ctrlPr>
+            </m:fPr>
+            <m:num>
+              <m:r>
+                <w:rPr>
+                  <w:rFonts w:ascii="Cambria Math" w:eastAsiaTheme="minorEastAsia" w:hAnsi="Cambria Math" w:cstheme="minorBidi"/>
+                  <w:lang w:val="en-US"/>
+                </w:rPr>
+                <m:t>0,5625</m:t>
+              </m:r>
+            </m:num>
+            <m:den>
+              <m:r>
+                <w:rPr>
+                  <w:rFonts w:ascii="Cambria Math" w:eastAsiaTheme="minorEastAsia" w:hAnsi="Cambria Math" w:cstheme="minorBidi"/>
+                  <w:lang w:val="en-US"/>
+                </w:rPr>
+                <m:t>0,25</m:t>
+              </m:r>
+            </m:den>
+          </m:f>
+          <m:r>
+            <w:rPr>
+              <w:rFonts w:ascii="Cambria Math" w:eastAsiaTheme="minorEastAsia" w:hAnsi="Cambria Math" w:cstheme="minorBidi"/>
+              <w:lang w:val="en-US"/>
+            </w:rPr>
+            <m:t>=2,25</m:t>
+          </m:r>
+        </m:oMath>
+      </m:oMathPara>
+    </w:p>
+    <w:p>
+      <w:pPr>
+        <w:pStyle w:val="a5"/>
+        <w:rPr>
+          <w:rFonts w:eastAsiaTheme="minorEastAsia" w:cstheme="minorBidi"/>
+          <w:lang w:val="en-US"/>
+        </w:rPr>
+      </w:pPr>
+    </w:p>
+    <w:p>
+      <w:pPr>
+        <w:pStyle w:val="a5"/>
+        <w:rPr>
+          <w:rFonts w:eastAsiaTheme="minorEastAsia" w:cstheme="minorBidi"/>
+          <w:lang w:val="en-US"/>
+        </w:rPr>
+      </w:pPr>
+      <m:oMathPara>
+        <m:oMath>
+          <m:sSubSup>
+            <m:sSubSupPr>
+              <m:ctrlPr>
+                <w:rPr>
+                  <w:rFonts w:ascii="Cambria Math" w:eastAsiaTheme="minorEastAsia" w:hAnsi="Cambria Math" w:cstheme="minorBidi"/>
+                  <w:i/>
+                  <w:lang w:val="en-US"/>
+                </w:rPr>
+              </m:ctrlPr>
+            </m:sSubSupPr>
+            <m:e>
+              <m:r>
+                <w:rPr>
+                  <w:rFonts w:ascii="Cambria Math" w:eastAsiaTheme="minorEastAsia" w:hAnsi="Cambria Math" w:cstheme="minorBidi"/>
+                  <w:lang w:val="en-US"/>
+                </w:rPr>
+                <m:t>σ</m:t>
+              </m:r>
+            </m:e>
+            <m:sub>
+              <m:r>
+                <w:rPr>
+                  <w:rFonts w:ascii="Cambria Math" w:eastAsiaTheme="minorEastAsia" w:hAnsi="Cambria Math" w:cstheme="minorBidi"/>
+                  <w:lang w:val="en-US"/>
+                </w:rPr>
+                <m:t>l</m:t>
+              </m:r>
+            </m:sub>
+            <m:sup>
+              <m:r>
+                <w:rPr>
+                  <w:rFonts w:ascii="Cambria Math" w:eastAsiaTheme="minorEastAsia" w:hAnsi="Cambria Math" w:cstheme="minorBidi"/>
+                  <w:lang w:val="en-US"/>
+                </w:rPr>
+                <m:t>2</m:t>
+              </m:r>
+            </m:sup>
+          </m:sSubSup>
+          <m:r>
+            <w:rPr>
+              <w:rFonts w:ascii="Cambria Math" w:eastAsiaTheme="minorEastAsia" w:hAnsi="Cambria Math" w:cstheme="minorBidi"/>
+              <w:lang w:val="en-US"/>
+            </w:rPr>
+            <m:t>=</m:t>
+          </m:r>
+          <m:nary>
+            <m:naryPr>
+              <m:chr m:val="∑"/>
+              <m:ctrlPr>
+                <w:rPr>
+                  <w:rFonts w:ascii="Cambria Math" w:eastAsiaTheme="minorEastAsia" w:hAnsi="Cambria Math" w:cstheme="minorBidi"/>
+                  <w:i/>
+                  <w:lang w:val="en-US"/>
+                </w:rPr>
+              </m:ctrlPr>
+            </m:naryPr>
+            <m:sub>
+              <m:r>
+                <w:rPr>
+                  <w:rFonts w:ascii="Cambria Math" w:eastAsiaTheme="minorEastAsia" w:hAnsi="Cambria Math" w:cstheme="minorBidi"/>
+                  <w:lang w:val="en-US"/>
+                </w:rPr>
+                <m:t>n=1</m:t>
+              </m:r>
+            </m:sub>
+            <m:sup>
+              <m:r>
+                <w:rPr>
+                  <w:rFonts w:ascii="Cambria Math" w:eastAsiaTheme="minorEastAsia" w:hAnsi="Cambria Math" w:cstheme="minorBidi"/>
+                  <w:lang w:val="en-US"/>
+                </w:rPr>
+                <m:t>∞</m:t>
+              </m:r>
+            </m:sup>
+            <m:e>
+              <m:r>
+                <w:rPr>
+                  <w:rFonts w:ascii="Cambria Math" w:eastAsiaTheme="minorEastAsia" w:hAnsi="Cambria Math" w:cstheme="minorBidi"/>
+                  <w:lang w:val="en-US"/>
+                </w:rPr>
+                <m:t>(n-m)</m:t>
               </m:r>
             </m:e>
           </m:nary>
+          <m:r>
+            <w:rPr>
+              <w:rFonts w:ascii="Cambria Math" w:eastAsiaTheme="minorEastAsia" w:hAnsi="Cambria Math" w:cstheme="minorBidi"/>
+              <w:lang w:val="en-US"/>
+            </w:rPr>
+            <m:t>∙</m:t>
+          </m:r>
+          <m:sSub>
+            <m:sSubPr>
+              <m:ctrlPr>
+                <w:rPr>
+                  <w:rFonts w:ascii="Cambria Math" w:eastAsiaTheme="minorEastAsia" w:hAnsi="Cambria Math" w:cstheme="minorBidi"/>
+                  <w:i/>
+                  <w:lang w:val="en-US"/>
+                </w:rPr>
+              </m:ctrlPr>
+            </m:sSubPr>
+            <m:e>
+              <m:r>
+                <w:rPr>
+                  <w:rFonts w:ascii="Cambria Math" w:eastAsiaTheme="minorEastAsia" w:hAnsi="Cambria Math" w:cstheme="minorBidi"/>
+                  <w:lang w:val="en-US"/>
+                </w:rPr>
+                <m:t>P</m:t>
+              </m:r>
+            </m:e>
+            <m:sub>
+              <m:r>
+                <w:rPr>
+                  <w:rFonts w:ascii="Cambria Math" w:eastAsiaTheme="minorEastAsia" w:hAnsi="Cambria Math" w:cstheme="minorBidi"/>
+                  <w:lang w:val="en-US"/>
+                </w:rPr>
+                <m:t>n</m:t>
+              </m:r>
+            </m:sub>
+          </m:sSub>
+          <m:r>
+            <w:rPr>
+              <w:rFonts w:ascii="Cambria Math" w:eastAsiaTheme="minorEastAsia" w:hAnsi="Cambria Math" w:cstheme="minorBidi"/>
+              <w:lang w:val="en-US"/>
+            </w:rPr>
+            <m:t>-</m:t>
+          </m:r>
+          <m:sSup>
+            <m:sSupPr>
+              <m:ctrlPr>
+                <w:rPr>
+                  <w:rFonts w:ascii="Cambria Math" w:eastAsiaTheme="minorEastAsia" w:hAnsi="Cambria Math" w:cstheme="minorBidi"/>
+                  <w:i/>
+                  <w:lang w:val="en-US"/>
+                </w:rPr>
+              </m:ctrlPr>
+            </m:sSupPr>
+            <m:e>
+              <m:r>
+                <w:rPr>
+                  <w:rFonts w:ascii="Cambria Math" w:eastAsiaTheme="minorEastAsia" w:hAnsi="Cambria Math" w:cstheme="minorBidi"/>
+                  <w:lang w:val="en-US"/>
+                </w:rPr>
+                <m:t>m</m:t>
+              </m:r>
+            </m:e>
+            <m:sup>
+              <m:r>
+                <w:rPr>
+                  <w:rFonts w:ascii="Cambria Math" w:eastAsiaTheme="minorEastAsia" w:hAnsi="Cambria Math" w:cstheme="minorBidi"/>
+                  <w:lang w:val="en-US"/>
+                </w:rPr>
+                <m:t>2</m:t>
+              </m:r>
+            </m:sup>
+          </m:sSup>
+          <m:r>
+            <w:rPr>
+              <w:rFonts w:ascii="Cambria Math" w:eastAsiaTheme="minorEastAsia" w:hAnsi="Cambria Math" w:cstheme="minorBidi"/>
+              <w:lang w:val="en-US"/>
+            </w:rPr>
+            <m:t>=</m:t>
+          </m:r>
           <m:f>
             <m:fPr>
               <m:ctrlPr>
@@ -2695,699 +3294,6 @@
                   <w:rFonts w:ascii="Cambria Math" w:eastAsiaTheme="minorEastAsia" w:hAnsi="Cambria Math" w:cstheme="minorBidi"/>
                   <w:lang w:val="en-US"/>
                 </w:rPr>
-                <m:t>0,66796875</m:t>
-              </m:r>
-            </m:num>
-            <m:den>
-              <m:r>
-                <w:rPr>
-                  <w:rFonts w:ascii="Cambria Math" w:eastAsiaTheme="minorEastAsia" w:hAnsi="Cambria Math" w:cstheme="minorBidi"/>
-                  <w:lang w:val="en-US"/>
-                </w:rPr>
-                <m:t>0,0625</m:t>
-              </m:r>
-            </m:den>
-          </m:f>
-          <m:r>
-            <w:rPr>
-              <w:rFonts w:ascii="Cambria Math" w:eastAsiaTheme="minorEastAsia" w:hAnsi="Cambria Math" w:cstheme="minorBidi"/>
-              <w:lang w:val="en-US"/>
-            </w:rPr>
-            <m:t>=10,6875</m:t>
-          </m:r>
-        </m:oMath>
-      </m:oMathPara>
-    </w:p>
-    <w:p>
-      <w:pPr>
-        <w:pStyle w:val="a5"/>
-        <w:rPr>
-          <w:rFonts w:eastAsiaTheme="minorEastAsia" w:cstheme="minorBidi"/>
-          <w:lang w:val="en-US"/>
-        </w:rPr>
-      </w:pPr>
-    </w:p>
-    <w:p>
-      <w:pPr>
-        <w:pStyle w:val="a5"/>
-        <w:rPr>
-          <w:rFonts w:eastAsiaTheme="minorEastAsia" w:cstheme="minorBidi"/>
-        </w:rPr>
-      </w:pPr>
-      <w:r>
-        <w:rPr>
-          <w:rFonts w:eastAsiaTheme="minorEastAsia" w:cstheme="minorBidi"/>
-        </w:rPr>
-        <w:lastRenderedPageBreak/>
-        <w:t>Среднее и дисперсия числа заявок, находящихся в очереди к прибору, соответственно равны:</w:t>
-      </w:r>
-    </w:p>
-    <w:p>
-      <w:pPr>
-        <w:pStyle w:val="a5"/>
-        <w:rPr>
-          <w:rFonts w:eastAsiaTheme="minorEastAsia" w:cstheme="minorBidi"/>
-        </w:rPr>
-      </w:pPr>
-    </w:p>
-    <w:p>
-      <w:pPr>
-        <w:pStyle w:val="a5"/>
-        <w:rPr>
-          <w:rFonts w:eastAsiaTheme="minorEastAsia" w:cstheme="minorBidi"/>
-          <w:lang w:val="en-US"/>
-        </w:rPr>
-      </w:pPr>
-      <m:oMathPara>
-        <m:oMath>
-          <m:r>
-            <w:rPr>
-              <w:rFonts w:ascii="Cambria Math" w:eastAsiaTheme="minorEastAsia" w:hAnsi="Cambria Math" w:cstheme="minorBidi"/>
-              <w:lang w:val="en-US"/>
-            </w:rPr>
-            <m:t>l=</m:t>
-          </m:r>
-          <m:nary>
-            <m:naryPr>
-              <m:chr m:val="∑"/>
-              <m:ctrlPr>
-                <w:rPr>
-                  <w:rFonts w:ascii="Cambria Math" w:eastAsiaTheme="minorEastAsia" w:hAnsi="Cambria Math" w:cstheme="minorBidi"/>
-                  <w:i/>
-                  <w:lang w:val="en-US"/>
-                </w:rPr>
-              </m:ctrlPr>
-            </m:naryPr>
-            <m:sub>
-              <m:r>
-                <w:rPr>
-                  <w:rFonts w:ascii="Cambria Math" w:eastAsiaTheme="minorEastAsia" w:hAnsi="Cambria Math" w:cstheme="minorBidi"/>
-                  <w:lang w:val="en-US"/>
-                </w:rPr>
-                <m:t>n=0</m:t>
-              </m:r>
-            </m:sub>
-            <m:sup>
-              <m:r>
-                <w:rPr>
-                  <w:rFonts w:ascii="Cambria Math" w:eastAsiaTheme="minorEastAsia" w:hAnsi="Cambria Math" w:cstheme="minorBidi"/>
-                  <w:lang w:val="en-US"/>
-                </w:rPr>
-                <m:t>∞</m:t>
-              </m:r>
-            </m:sup>
-            <m:e>
-              <m:r>
-                <w:rPr>
-                  <w:rFonts w:ascii="Cambria Math" w:eastAsiaTheme="minorEastAsia" w:hAnsi="Cambria Math" w:cstheme="minorBidi"/>
-                  <w:lang w:val="en-US"/>
-                </w:rPr>
-                <m:t>n∙</m:t>
-              </m:r>
-              <m:sSub>
-                <m:sSubPr>
-                  <m:ctrlPr>
-                    <w:rPr>
-                      <w:rFonts w:ascii="Cambria Math" w:eastAsiaTheme="minorEastAsia" w:hAnsi="Cambria Math" w:cstheme="minorBidi"/>
-                      <w:i/>
-                      <w:lang w:val="en-US"/>
-                    </w:rPr>
-                  </m:ctrlPr>
-                </m:sSubPr>
-                <m:e>
-                  <m:r>
-                    <w:rPr>
-                      <w:rFonts w:ascii="Cambria Math" w:eastAsiaTheme="minorEastAsia" w:hAnsi="Cambria Math" w:cstheme="minorBidi"/>
-                      <w:lang w:val="en-US"/>
-                    </w:rPr>
-                    <m:t>P</m:t>
-                  </m:r>
-                </m:e>
-                <m:sub>
-                  <m:r>
-                    <w:rPr>
-                      <w:rFonts w:ascii="Cambria Math" w:eastAsiaTheme="minorEastAsia" w:hAnsi="Cambria Math" w:cstheme="minorBidi"/>
-                      <w:lang w:val="en-US"/>
-                    </w:rPr>
-                    <m:t>n</m:t>
-                  </m:r>
-                </m:sub>
-              </m:sSub>
-              <m:r>
-                <w:rPr>
-                  <w:rFonts w:ascii="Cambria Math" w:eastAsiaTheme="minorEastAsia" w:hAnsi="Cambria Math" w:cstheme="minorBidi"/>
-                  <w:lang w:val="en-US"/>
-                </w:rPr>
-                <m:t>=</m:t>
-              </m:r>
-              <m:d>
-                <m:dPr>
-                  <m:ctrlPr>
-                    <w:rPr>
-                      <w:rFonts w:ascii="Cambria Math" w:eastAsiaTheme="minorEastAsia" w:hAnsi="Cambria Math" w:cstheme="minorBidi"/>
-                      <w:i/>
-                      <w:lang w:val="en-US"/>
-                    </w:rPr>
-                  </m:ctrlPr>
-                </m:dPr>
-                <m:e>
-                  <m:r>
-                    <w:rPr>
-                      <w:rFonts w:ascii="Cambria Math" w:eastAsiaTheme="minorEastAsia" w:hAnsi="Cambria Math" w:cstheme="minorBidi"/>
-                      <w:lang w:val="en-US"/>
-                    </w:rPr>
-                    <m:t>1-ρ</m:t>
-                  </m:r>
-                </m:e>
-              </m:d>
-              <m:r>
-                <w:rPr>
-                  <w:rFonts w:ascii="Cambria Math" w:eastAsiaTheme="minorEastAsia" w:hAnsi="Cambria Math" w:cstheme="minorBidi"/>
-                  <w:lang w:val="en-US"/>
-                </w:rPr>
-                <m:t>∙</m:t>
-              </m:r>
-            </m:e>
-          </m:nary>
-          <m:nary>
-            <m:naryPr>
-              <m:chr m:val="∑"/>
-              <m:ctrlPr>
-                <w:rPr>
-                  <w:rFonts w:ascii="Cambria Math" w:eastAsiaTheme="minorEastAsia" w:hAnsi="Cambria Math" w:cstheme="minorBidi"/>
-                  <w:i/>
-                  <w:lang w:val="en-US"/>
-                </w:rPr>
-              </m:ctrlPr>
-            </m:naryPr>
-            <m:sub>
-              <m:r>
-                <w:rPr>
-                  <w:rFonts w:ascii="Cambria Math" w:eastAsiaTheme="minorEastAsia" w:hAnsi="Cambria Math" w:cstheme="minorBidi"/>
-                  <w:lang w:val="en-US"/>
-                </w:rPr>
-                <m:t>n=1</m:t>
-              </m:r>
-            </m:sub>
-            <m:sup>
-              <m:r>
-                <w:rPr>
-                  <w:rFonts w:ascii="Cambria Math" w:eastAsiaTheme="minorEastAsia" w:hAnsi="Cambria Math" w:cstheme="minorBidi"/>
-                  <w:lang w:val="en-US"/>
-                </w:rPr>
-                <m:t>∞</m:t>
-              </m:r>
-            </m:sup>
-            <m:e>
-              <m:r>
-                <w:rPr>
-                  <w:rFonts w:ascii="Cambria Math" w:eastAsiaTheme="minorEastAsia" w:hAnsi="Cambria Math" w:cstheme="minorBidi"/>
-                  <w:lang w:val="en-US"/>
-                </w:rPr>
-                <m:t>n∙</m:t>
-              </m:r>
-              <m:sSup>
-                <m:sSupPr>
-                  <m:ctrlPr>
-                    <w:rPr>
-                      <w:rFonts w:ascii="Cambria Math" w:eastAsiaTheme="minorEastAsia" w:hAnsi="Cambria Math" w:cstheme="minorBidi"/>
-                      <w:i/>
-                      <w:lang w:val="en-US"/>
-                    </w:rPr>
-                  </m:ctrlPr>
-                </m:sSupPr>
-                <m:e>
-                  <m:r>
-                    <w:rPr>
-                      <w:rFonts w:ascii="Cambria Math" w:eastAsiaTheme="minorEastAsia" w:hAnsi="Cambria Math" w:cstheme="minorBidi"/>
-                      <w:lang w:val="en-US"/>
-                    </w:rPr>
-                    <m:t>ρ</m:t>
-                  </m:r>
-                </m:e>
-                <m:sup>
-                  <m:r>
-                    <w:rPr>
-                      <w:rFonts w:ascii="Cambria Math" w:eastAsiaTheme="minorEastAsia" w:hAnsi="Cambria Math" w:cstheme="minorBidi"/>
-                      <w:lang w:val="en-US"/>
-                    </w:rPr>
-                    <m:t>n</m:t>
-                  </m:r>
-                </m:sup>
-              </m:sSup>
-            </m:e>
-          </m:nary>
-          <m:r>
-            <w:rPr>
-              <w:rFonts w:ascii="Cambria Math" w:eastAsiaTheme="minorEastAsia" w:hAnsi="Cambria Math" w:cstheme="minorBidi"/>
-              <w:lang w:val="en-US"/>
-            </w:rPr>
-            <m:t>=</m:t>
-          </m:r>
-          <m:f>
-            <m:fPr>
-              <m:ctrlPr>
-                <w:rPr>
-                  <w:rFonts w:ascii="Cambria Math" w:eastAsiaTheme="minorEastAsia" w:hAnsi="Cambria Math" w:cstheme="minorBidi"/>
-                  <w:i/>
-                  <w:lang w:val="en-US"/>
-                </w:rPr>
-              </m:ctrlPr>
-            </m:fPr>
-            <m:num>
-              <m:sSup>
-                <m:sSupPr>
-                  <m:ctrlPr>
-                    <w:rPr>
-                      <w:rFonts w:ascii="Cambria Math" w:eastAsiaTheme="minorEastAsia" w:hAnsi="Cambria Math" w:cstheme="minorBidi"/>
-                      <w:i/>
-                      <w:lang w:val="en-US"/>
-                    </w:rPr>
-                  </m:ctrlPr>
-                </m:sSupPr>
-                <m:e>
-                  <m:r>
-                    <w:rPr>
-                      <w:rFonts w:ascii="Cambria Math" w:eastAsiaTheme="minorEastAsia" w:hAnsi="Cambria Math" w:cstheme="minorBidi"/>
-                      <w:lang w:val="en-US"/>
-                    </w:rPr>
-                    <m:t>ρ</m:t>
-                  </m:r>
-                </m:e>
-                <m:sup>
-                  <m:r>
-                    <w:rPr>
-                      <w:rFonts w:ascii="Cambria Math" w:eastAsiaTheme="minorEastAsia" w:hAnsi="Cambria Math" w:cstheme="minorBidi"/>
-                      <w:lang w:val="en-US"/>
-                    </w:rPr>
-                    <m:t>2</m:t>
-                  </m:r>
-                </m:sup>
-              </m:sSup>
-            </m:num>
-            <m:den>
-              <m:r>
-                <w:rPr>
-                  <w:rFonts w:ascii="Cambria Math" w:eastAsiaTheme="minorEastAsia" w:hAnsi="Cambria Math" w:cstheme="minorBidi"/>
-                  <w:lang w:val="en-US"/>
-                </w:rPr>
-                <m:t>1-ρ</m:t>
-              </m:r>
-            </m:den>
-          </m:f>
-          <m:r>
-            <w:rPr>
-              <w:rFonts w:ascii="Cambria Math" w:eastAsiaTheme="minorEastAsia" w:hAnsi="Cambria Math" w:cstheme="minorBidi"/>
-              <w:lang w:val="en-US"/>
-            </w:rPr>
-            <m:t>=</m:t>
-          </m:r>
-          <m:f>
-            <m:fPr>
-              <m:ctrlPr>
-                <w:rPr>
-                  <w:rFonts w:ascii="Cambria Math" w:eastAsiaTheme="minorEastAsia" w:hAnsi="Cambria Math" w:cstheme="minorBidi"/>
-                  <w:i/>
-                  <w:lang w:val="en-US"/>
-                </w:rPr>
-              </m:ctrlPr>
-            </m:fPr>
-            <m:num>
-              <m:r>
-                <w:rPr>
-                  <w:rFonts w:ascii="Cambria Math" w:eastAsiaTheme="minorEastAsia" w:hAnsi="Cambria Math" w:cstheme="minorBidi"/>
-                  <w:lang w:val="en-US"/>
-                </w:rPr>
-                <m:t>0,5625</m:t>
-              </m:r>
-            </m:num>
-            <m:den>
-              <m:r>
-                <w:rPr>
-                  <w:rFonts w:ascii="Cambria Math" w:eastAsiaTheme="minorEastAsia" w:hAnsi="Cambria Math" w:cstheme="minorBidi"/>
-                  <w:lang w:val="en-US"/>
-                </w:rPr>
-                <m:t>0,25</m:t>
-              </m:r>
-            </m:den>
-          </m:f>
-          <m:r>
-            <w:rPr>
-              <w:rFonts w:ascii="Cambria Math" w:eastAsiaTheme="minorEastAsia" w:hAnsi="Cambria Math" w:cstheme="minorBidi"/>
-              <w:lang w:val="en-US"/>
-            </w:rPr>
-            <m:t>=2,25</m:t>
-          </m:r>
-        </m:oMath>
-      </m:oMathPara>
-    </w:p>
-    <w:p>
-      <w:pPr>
-        <w:pStyle w:val="a5"/>
-        <w:rPr>
-          <w:rFonts w:eastAsiaTheme="minorEastAsia" w:cstheme="minorBidi"/>
-          <w:lang w:val="en-US"/>
-        </w:rPr>
-      </w:pPr>
-    </w:p>
-    <w:p>
-      <w:pPr>
-        <w:pStyle w:val="a5"/>
-        <w:rPr>
-          <w:rFonts w:eastAsiaTheme="minorEastAsia" w:cstheme="minorBidi"/>
-          <w:lang w:val="en-US"/>
-        </w:rPr>
-      </w:pPr>
-      <m:oMathPara>
-        <m:oMath>
-          <m:sSubSup>
-            <m:sSubSupPr>
-              <m:ctrlPr>
-                <w:rPr>
-                  <w:rFonts w:ascii="Cambria Math" w:eastAsiaTheme="minorEastAsia" w:hAnsi="Cambria Math" w:cstheme="minorBidi"/>
-                  <w:i/>
-                  <w:lang w:val="en-US"/>
-                </w:rPr>
-              </m:ctrlPr>
-            </m:sSubSupPr>
-            <m:e>
-              <m:r>
-                <w:rPr>
-                  <w:rFonts w:ascii="Cambria Math" w:eastAsiaTheme="minorEastAsia" w:hAnsi="Cambria Math" w:cstheme="minorBidi"/>
-                  <w:lang w:val="en-US"/>
-                </w:rPr>
-                <m:t>σ</m:t>
-              </m:r>
-            </m:e>
-            <m:sub>
-              <m:r>
-                <w:rPr>
-                  <w:rFonts w:ascii="Cambria Math" w:eastAsiaTheme="minorEastAsia" w:hAnsi="Cambria Math" w:cstheme="minorBidi"/>
-                  <w:lang w:val="en-US"/>
-                </w:rPr>
-                <m:t>l</m:t>
-              </m:r>
-            </m:sub>
-            <m:sup>
-              <m:r>
-                <w:rPr>
-                  <w:rFonts w:ascii="Cambria Math" w:eastAsiaTheme="minorEastAsia" w:hAnsi="Cambria Math" w:cstheme="minorBidi"/>
-                  <w:lang w:val="en-US"/>
-                </w:rPr>
-                <m:t>2</m:t>
-              </m:r>
-            </m:sup>
-          </m:sSubSup>
-          <m:r>
-            <w:rPr>
-              <w:rFonts w:ascii="Cambria Math" w:eastAsiaTheme="minorEastAsia" w:hAnsi="Cambria Math" w:cstheme="minorBidi"/>
-              <w:lang w:val="en-US"/>
-            </w:rPr>
-            <m:t>=</m:t>
-          </m:r>
-          <m:nary>
-            <m:naryPr>
-              <m:chr m:val="∑"/>
-              <m:ctrlPr>
-                <w:rPr>
-                  <w:rFonts w:ascii="Cambria Math" w:eastAsiaTheme="minorEastAsia" w:hAnsi="Cambria Math" w:cstheme="minorBidi"/>
-                  <w:i/>
-                  <w:lang w:val="en-US"/>
-                </w:rPr>
-              </m:ctrlPr>
-            </m:naryPr>
-            <m:sub>
-              <m:r>
-                <w:rPr>
-                  <w:rFonts w:ascii="Cambria Math" w:eastAsiaTheme="minorEastAsia" w:hAnsi="Cambria Math" w:cstheme="minorBidi"/>
-                  <w:lang w:val="en-US"/>
-                </w:rPr>
-                <m:t>n=1</m:t>
-              </m:r>
-            </m:sub>
-            <m:sup>
-              <m:r>
-                <w:rPr>
-                  <w:rFonts w:ascii="Cambria Math" w:eastAsiaTheme="minorEastAsia" w:hAnsi="Cambria Math" w:cstheme="minorBidi"/>
-                  <w:lang w:val="en-US"/>
-                </w:rPr>
-                <m:t>∞</m:t>
-              </m:r>
-            </m:sup>
-            <m:e>
-              <m:r>
-                <w:rPr>
-                  <w:rFonts w:ascii="Cambria Math" w:eastAsiaTheme="minorEastAsia" w:hAnsi="Cambria Math" w:cstheme="minorBidi"/>
-                  <w:lang w:val="en-US"/>
-                </w:rPr>
-                <m:t>(n-m)</m:t>
-              </m:r>
-            </m:e>
-          </m:nary>
-          <m:r>
-            <w:rPr>
-              <w:rFonts w:ascii="Cambria Math" w:eastAsiaTheme="minorEastAsia" w:hAnsi="Cambria Math" w:cstheme="minorBidi"/>
-              <w:lang w:val="en-US"/>
-            </w:rPr>
-            <m:t>∙</m:t>
-          </m:r>
-          <m:sSub>
-            <m:sSubPr>
-              <m:ctrlPr>
-                <w:rPr>
-                  <w:rFonts w:ascii="Cambria Math" w:eastAsiaTheme="minorEastAsia" w:hAnsi="Cambria Math" w:cstheme="minorBidi"/>
-                  <w:i/>
-                  <w:lang w:val="en-US"/>
-                </w:rPr>
-              </m:ctrlPr>
-            </m:sSubPr>
-            <m:e>
-              <m:r>
-                <w:rPr>
-                  <w:rFonts w:ascii="Cambria Math" w:eastAsiaTheme="minorEastAsia" w:hAnsi="Cambria Math" w:cstheme="minorBidi"/>
-                  <w:lang w:val="en-US"/>
-                </w:rPr>
-                <m:t>P</m:t>
-              </m:r>
-            </m:e>
-            <m:sub>
-              <m:r>
-                <w:rPr>
-                  <w:rFonts w:ascii="Cambria Math" w:eastAsiaTheme="minorEastAsia" w:hAnsi="Cambria Math" w:cstheme="minorBidi"/>
-                  <w:lang w:val="en-US"/>
-                </w:rPr>
-                <m:t>n</m:t>
-              </m:r>
-            </m:sub>
-          </m:sSub>
-          <m:r>
-            <w:rPr>
-              <w:rFonts w:ascii="Cambria Math" w:eastAsiaTheme="minorEastAsia" w:hAnsi="Cambria Math" w:cstheme="minorBidi"/>
-              <w:lang w:val="en-US"/>
-            </w:rPr>
-            <m:t>-</m:t>
-          </m:r>
-          <m:sSup>
-            <m:sSupPr>
-              <m:ctrlPr>
-                <w:rPr>
-                  <w:rFonts w:ascii="Cambria Math" w:eastAsiaTheme="minorEastAsia" w:hAnsi="Cambria Math" w:cstheme="minorBidi"/>
-                  <w:i/>
-                  <w:lang w:val="en-US"/>
-                </w:rPr>
-              </m:ctrlPr>
-            </m:sSupPr>
-            <m:e>
-              <m:r>
-                <w:rPr>
-                  <w:rFonts w:ascii="Cambria Math" w:eastAsiaTheme="minorEastAsia" w:hAnsi="Cambria Math" w:cstheme="minorBidi"/>
-                  <w:lang w:val="en-US"/>
-                </w:rPr>
-                <m:t>m</m:t>
-              </m:r>
-            </m:e>
-            <m:sup>
-              <m:r>
-                <w:rPr>
-                  <w:rFonts w:ascii="Cambria Math" w:eastAsiaTheme="minorEastAsia" w:hAnsi="Cambria Math" w:cstheme="minorBidi"/>
-                  <w:lang w:val="en-US"/>
-                </w:rPr>
-                <m:t>2</m:t>
-              </m:r>
-            </m:sup>
-          </m:sSup>
-          <m:r>
-            <w:rPr>
-              <w:rFonts w:ascii="Cambria Math" w:eastAsiaTheme="minorEastAsia" w:hAnsi="Cambria Math" w:cstheme="minorBidi"/>
-              <w:lang w:val="en-US"/>
-            </w:rPr>
-            <m:t>=</m:t>
-          </m:r>
-          <m:f>
-            <m:fPr>
-              <m:ctrlPr>
-                <w:rPr>
-                  <w:rFonts w:ascii="Cambria Math" w:eastAsiaTheme="minorEastAsia" w:hAnsi="Cambria Math" w:cstheme="minorBidi"/>
-                  <w:i/>
-                  <w:lang w:val="en-US"/>
-                </w:rPr>
-              </m:ctrlPr>
-            </m:fPr>
-            <m:num>
-              <m:sSup>
-                <m:sSupPr>
-                  <m:ctrlPr>
-                    <w:rPr>
-                      <w:rFonts w:ascii="Cambria Math" w:eastAsiaTheme="minorEastAsia" w:hAnsi="Cambria Math" w:cstheme="minorBidi"/>
-                      <w:i/>
-                      <w:lang w:val="en-US"/>
-                    </w:rPr>
-                  </m:ctrlPr>
-                </m:sSupPr>
-                <m:e>
-                  <m:r>
-                    <w:rPr>
-                      <w:rFonts w:ascii="Cambria Math" w:eastAsiaTheme="minorEastAsia" w:hAnsi="Cambria Math" w:cstheme="minorBidi"/>
-                      <w:lang w:val="en-US"/>
-                    </w:rPr>
-                    <m:t>ρ</m:t>
-                  </m:r>
-                </m:e>
-                <m:sup>
-                  <m:r>
-                    <w:rPr>
-                      <w:rFonts w:ascii="Cambria Math" w:eastAsiaTheme="minorEastAsia" w:hAnsi="Cambria Math" w:cstheme="minorBidi"/>
-                      <w:lang w:val="en-US"/>
-                    </w:rPr>
-                    <m:t>2</m:t>
-                  </m:r>
-                </m:sup>
-              </m:sSup>
-              <m:r>
-                <w:rPr>
-                  <w:rFonts w:ascii="Cambria Math" w:eastAsiaTheme="minorEastAsia" w:hAnsi="Cambria Math" w:cstheme="minorBidi"/>
-                  <w:lang w:val="en-US"/>
-                </w:rPr>
-                <m:t>∙</m:t>
-              </m:r>
-              <m:d>
-                <m:dPr>
-                  <m:ctrlPr>
-                    <w:rPr>
-                      <w:rFonts w:ascii="Cambria Math" w:eastAsiaTheme="minorEastAsia" w:hAnsi="Cambria Math" w:cstheme="minorBidi"/>
-                      <w:i/>
-                      <w:lang w:val="en-US"/>
-                    </w:rPr>
-                  </m:ctrlPr>
-                </m:dPr>
-                <m:e>
-                  <m:r>
-                    <w:rPr>
-                      <w:rFonts w:ascii="Cambria Math" w:eastAsiaTheme="minorEastAsia" w:hAnsi="Cambria Math" w:cstheme="minorBidi"/>
-                      <w:lang w:val="en-US"/>
-                    </w:rPr>
-                    <m:t>1+ρ-</m:t>
-                  </m:r>
-                  <m:sSup>
-                    <m:sSupPr>
-                      <m:ctrlPr>
-                        <w:rPr>
-                          <w:rFonts w:ascii="Cambria Math" w:eastAsiaTheme="minorEastAsia" w:hAnsi="Cambria Math" w:cstheme="minorBidi"/>
-                          <w:i/>
-                          <w:lang w:val="en-US"/>
-                        </w:rPr>
-                      </m:ctrlPr>
-                    </m:sSupPr>
-                    <m:e>
-                      <m:r>
-                        <w:rPr>
-                          <w:rFonts w:ascii="Cambria Math" w:eastAsiaTheme="minorEastAsia" w:hAnsi="Cambria Math" w:cstheme="minorBidi"/>
-                          <w:lang w:val="en-US"/>
-                        </w:rPr>
-                        <m:t>ρ</m:t>
-                      </m:r>
-                    </m:e>
-                    <m:sup>
-                      <m:r>
-                        <w:rPr>
-                          <w:rFonts w:ascii="Cambria Math" w:eastAsiaTheme="minorEastAsia" w:hAnsi="Cambria Math" w:cstheme="minorBidi"/>
-                          <w:lang w:val="en-US"/>
-                        </w:rPr>
-                        <m:t>2</m:t>
-                      </m:r>
-                    </m:sup>
-                  </m:sSup>
-                </m:e>
-              </m:d>
-            </m:num>
-            <m:den>
-              <m:sSup>
-                <m:sSupPr>
-                  <m:ctrlPr>
-                    <w:rPr>
-                      <w:rFonts w:ascii="Cambria Math" w:eastAsiaTheme="minorEastAsia" w:hAnsi="Cambria Math" w:cstheme="minorBidi"/>
-                      <w:i/>
-                      <w:lang w:val="en-US"/>
-                    </w:rPr>
-                  </m:ctrlPr>
-                </m:sSupPr>
-                <m:e>
-                  <m:d>
-                    <m:dPr>
-                      <m:ctrlPr>
-                        <w:rPr>
-                          <w:rFonts w:ascii="Cambria Math" w:eastAsiaTheme="minorEastAsia" w:hAnsi="Cambria Math" w:cstheme="minorBidi"/>
-                          <w:i/>
-                          <w:lang w:val="en-US"/>
-                        </w:rPr>
-                      </m:ctrlPr>
-                    </m:dPr>
-                    <m:e>
-                      <m:r>
-                        <w:rPr>
-                          <w:rFonts w:ascii="Cambria Math" w:eastAsiaTheme="minorEastAsia" w:hAnsi="Cambria Math" w:cstheme="minorBidi"/>
-                          <w:lang w:val="en-US"/>
-                        </w:rPr>
-                        <m:t>1-ρ</m:t>
-                      </m:r>
-                    </m:e>
-                  </m:d>
-                </m:e>
-                <m:sup>
-                  <m:r>
-                    <w:rPr>
-                      <w:rFonts w:ascii="Cambria Math" w:eastAsiaTheme="minorEastAsia" w:hAnsi="Cambria Math" w:cstheme="minorBidi"/>
-                      <w:lang w:val="en-US"/>
-                    </w:rPr>
-                    <m:t>2</m:t>
-                  </m:r>
-                </m:sup>
-              </m:sSup>
-            </m:den>
-          </m:f>
-          <m:r>
-            <w:rPr>
-              <w:rFonts w:ascii="Cambria Math" w:eastAsiaTheme="minorEastAsia" w:hAnsi="Cambria Math" w:cstheme="minorBidi"/>
-              <w:lang w:val="en-US"/>
-            </w:rPr>
-            <m:t>=</m:t>
-          </m:r>
-          <m:f>
-            <m:fPr>
-              <m:ctrlPr>
-                <w:rPr>
-                  <w:rFonts w:ascii="Cambria Math" w:eastAsiaTheme="minorEastAsia" w:hAnsi="Cambria Math" w:cstheme="minorBidi"/>
-                  <w:i/>
-                  <w:lang w:val="en-US"/>
-                </w:rPr>
-              </m:ctrlPr>
-            </m:fPr>
-            <m:num>
-              <m:r>
-                <w:rPr>
-                  <w:rFonts w:ascii="Cambria Math" w:eastAsiaTheme="minorEastAsia" w:hAnsi="Cambria Math" w:cstheme="minorBidi"/>
-                  <w:lang w:val="en-US"/>
-                </w:rPr>
                 <m:t>0,5625∙</m:t>
               </m:r>
               <m:d>
@@ -4106,7 +4012,7 @@
           <v:shape id="_x0000_i1025" type="#_x0000_t75" style="width:104.65pt;height:198.4pt" o:ole="">
             <v:imagedata r:id="rId4" o:title=""/>
           </v:shape>
-          <o:OLEObject Type="Embed" ProgID="Excel.Sheet.12" ShapeID="_x0000_i1025" DrawAspect="Content" ObjectID="_1840392420" r:id="rId5"/>
+          <o:OLEObject Type="Embed" ProgID="Excel.Sheet.12" ShapeID="_x0000_i1025" DrawAspect="Content" ObjectID="_1841146301" r:id="rId5"/>
         </w:object>
       </w:r>
     </w:p>
@@ -4873,6 +4779,7 @@
         <w:pStyle w:val="a5"/>
         <w:rPr>
           <w:rFonts w:eastAsiaTheme="minorEastAsia" w:cstheme="minorBidi"/>
+          <w:lang w:val="en-US"/>
         </w:rPr>
       </w:pPr>
       <w:r>
@@ -4897,15 +4804,6 @@
           <w:rFonts w:eastAsiaTheme="minorEastAsia" w:cstheme="minorBidi"/>
         </w:rPr>
       </w:pPr>
-    </w:p>
-    <w:p>
-      <w:pPr>
-        <w:pStyle w:val="a5"/>
-        <w:ind w:firstLine="0"/>
-        <w:rPr>
-          <w:rFonts w:eastAsiaTheme="minorEastAsia" w:cstheme="minorBidi"/>
-        </w:rPr>
-      </w:pPr>
       <w:r>
         <w:rPr>
           <w:rFonts w:eastAsiaTheme="minorEastAsia" w:cstheme="minorBidi"/>
@@ -4931,17 +4829,19 @@
         <w:jc w:val="center"/>
         <w:rPr>
           <w:rFonts w:eastAsiaTheme="minorEastAsia" w:cstheme="minorBidi"/>
-        </w:rPr>
-      </w:pPr>
-      <w:r>
-        <w:rPr>
-          <w:rFonts w:eastAsiaTheme="minorEastAsia" w:cstheme="minorBidi"/>
+          <w:lang w:val="en-US"/>
+        </w:rPr>
+      </w:pPr>
+      <w:r>
+        <w:rPr>
+          <w:rFonts w:eastAsiaTheme="minorEastAsia" w:cstheme="minorBidi"/>
+          <w:lang w:val="en-US"/>
         </w:rPr>
         <w:drawing>
-          <wp:inline distT="0" distB="0" distL="0" distR="0" wp14:anchorId="1F1FD4E2" wp14:editId="2F3871E6">
-            <wp:extent cx="4486939" cy="3671568"/>
-            <wp:effectExtent l="0" t="0" r="0" b="5715"/>
-            <wp:docPr id="81183308" name="Рисунок 1"/>
+          <wp:inline distT="0" distB="0" distL="0" distR="0" wp14:anchorId="501EB020" wp14:editId="439B25AD">
+            <wp:extent cx="5940425" cy="2623185"/>
+            <wp:effectExtent l="0" t="0" r="3175" b="5715"/>
+            <wp:docPr id="1727551272" name="Рисунок 1"/>
             <wp:cNvGraphicFramePr>
               <a:graphicFrameLocks xmlns:a="http://schemas.openxmlformats.org/drawingml/2006/main" noChangeAspect="1"/>
             </wp:cNvGraphicFramePr>
@@ -4949,7 +4849,7 @@
               <a:graphicData uri="http://schemas.openxmlformats.org/drawingml/2006/picture">
                 <pic:pic xmlns:pic="http://schemas.openxmlformats.org/drawingml/2006/picture">
                   <pic:nvPicPr>
-                    <pic:cNvPr id="81183308" name=""/>
+                    <pic:cNvPr id="1727551272" name=""/>
                     <pic:cNvPicPr/>
                   </pic:nvPicPr>
                   <pic:blipFill>
@@ -4961,7 +4861,7 @@
                   <pic:spPr>
                     <a:xfrm>
                       <a:off x="0" y="0"/>
-                      <a:ext cx="4506591" cy="3687649"/>
+                      <a:ext cx="5940425" cy="2623185"/>
                     </a:xfrm>
                     <a:prstGeom prst="rect">
                       <a:avLst/>
@@ -4996,22 +4896,6 @@
     <w:p>
       <w:pPr>
         <w:pStyle w:val="a5"/>
-      </w:pPr>
-    </w:p>
-    <w:p>
-      <w:pPr>
-        <w:pStyle w:val="a5"/>
-      </w:pPr>
-      <w:r>
-        <w:t>Собранная статистика хоть и не полностью совпадает с значениями рассчитанными в аналитической части, но находятся в пределах ошибки. Скачок вначале</w:t>
-      </w:r>
-      <w:r>
-        <w:t>.</w:t>
-      </w:r>
-    </w:p>
-    <w:p>
-      <w:pPr>
-        <w:pStyle w:val="a5"/>
         <w:ind w:firstLine="0"/>
         <w:rPr>
           <w:rFonts w:eastAsiaTheme="minorEastAsia" w:cstheme="minorBidi"/>
@@ -5034,10 +4918,10 @@
           <w:lang w:val="en-US"/>
         </w:rPr>
         <w:drawing>
-          <wp:inline distT="0" distB="0" distL="0" distR="0" wp14:anchorId="0D741F6C" wp14:editId="63C4B4F5">
-            <wp:extent cx="4745076" cy="2115879"/>
-            <wp:effectExtent l="0" t="0" r="0" b="0"/>
-            <wp:docPr id="1399882979" name="Рисунок 1"/>
+          <wp:inline distT="0" distB="0" distL="0" distR="0" wp14:anchorId="05501DD4" wp14:editId="7037ADF9">
+            <wp:extent cx="5940425" cy="3006090"/>
+            <wp:effectExtent l="0" t="0" r="3175" b="3810"/>
+            <wp:docPr id="1455475776" name="Рисунок 1"/>
             <wp:cNvGraphicFramePr>
               <a:graphicFrameLocks xmlns:a="http://schemas.openxmlformats.org/drawingml/2006/main" noChangeAspect="1"/>
             </wp:cNvGraphicFramePr>
@@ -5045,7 +4929,7 @@
               <a:graphicData uri="http://schemas.openxmlformats.org/drawingml/2006/picture">
                 <pic:pic xmlns:pic="http://schemas.openxmlformats.org/drawingml/2006/picture">
                   <pic:nvPicPr>
-                    <pic:cNvPr id="1399882979" name=""/>
+                    <pic:cNvPr id="1455475776" name=""/>
                     <pic:cNvPicPr/>
                   </pic:nvPicPr>
                   <pic:blipFill>
@@ -5057,7 +4941,7 @@
                   <pic:spPr>
                     <a:xfrm>
                       <a:off x="0" y="0"/>
-                      <a:ext cx="4766100" cy="2125254"/>
+                      <a:ext cx="5940425" cy="3006090"/>
                     </a:xfrm>
                     <a:prstGeom prst="rect">
                       <a:avLst/>
@@ -5083,104 +4967,33 @@
         <w:rPr>
           <w:rFonts w:eastAsiaTheme="minorEastAsia" w:cstheme="minorBidi"/>
         </w:rPr>
-        <w:t xml:space="preserve">Рисунок 2 – Выход с </w:t>
-      </w:r>
-      <w:r>
-        <w:rPr>
-          <w:rFonts w:eastAsiaTheme="minorEastAsia" w:cstheme="minorBidi"/>
-          <w:lang w:val="en-US"/>
-        </w:rPr>
-        <w:t>delay</w:t>
-      </w:r>
-      <w:r>
-        <w:rPr>
-          <w:rFonts w:eastAsiaTheme="minorEastAsia" w:cstheme="minorBidi"/>
-        </w:rPr>
-        <w:t xml:space="preserve"> </w:t>
-      </w:r>
-      <w:r>
-        <w:rPr>
-          <w:rFonts w:eastAsiaTheme="minorEastAsia" w:cstheme="minorBidi"/>
-        </w:rPr>
-        <w:t>и статистика по времени</w:t>
+        <w:t xml:space="preserve">Рисунок </w:t>
+      </w:r>
+      <w:r>
+        <w:rPr>
+          <w:rFonts w:eastAsiaTheme="minorEastAsia" w:cstheme="minorBidi"/>
+        </w:rPr>
+        <w:t>2</w:t>
+      </w:r>
+      <w:r>
+        <w:rPr>
+          <w:rFonts w:eastAsiaTheme="minorEastAsia" w:cstheme="minorBidi"/>
+        </w:rPr>
+        <w:t xml:space="preserve"> - </w:t>
+      </w:r>
+      <w:r>
+        <w:t>снятие статистики об ожидании в очереди при обслуживании устройством</w:t>
       </w:r>
     </w:p>
     <w:p>
       <w:pPr>
         <w:pStyle w:val="a5"/>
         <w:ind w:firstLine="0"/>
-        <w:rPr>
-          <w:rFonts w:eastAsiaTheme="minorEastAsia" w:cstheme="minorBidi"/>
-        </w:rPr>
-      </w:pPr>
-      <m:oMathPara>
-        <m:oMath>
-          <m:r>
-            <w:rPr>
-              <w:rFonts w:ascii="Cambria Math" w:eastAsiaTheme="minorEastAsia" w:hAnsi="Cambria Math" w:cstheme="minorBidi"/>
-            </w:rPr>
-            <w:lastRenderedPageBreak/>
-            <m:t>u</m:t>
-          </m:r>
-          <m:r>
-            <w:rPr>
-              <w:rFonts w:ascii="Cambria Math" w:eastAsiaTheme="minorEastAsia" w:hAnsi="Cambria Math" w:cstheme="minorBidi"/>
-              <w:lang w:val="en-US"/>
-            </w:rPr>
-            <m:t>=</m:t>
-          </m:r>
-          <m:f>
-            <m:fPr>
-              <m:ctrlPr>
-                <w:rPr>
-                  <w:rFonts w:ascii="Cambria Math" w:eastAsiaTheme="minorEastAsia" w:hAnsi="Cambria Math" w:cstheme="minorBidi"/>
-                  <w:i/>
-                  <w:lang w:val="en-US"/>
-                </w:rPr>
-              </m:ctrlPr>
-            </m:fPr>
-            <m:num>
-              <m:r>
-                <w:rPr>
-                  <w:rFonts w:ascii="Cambria Math" w:eastAsiaTheme="minorEastAsia" w:hAnsi="Cambria Math" w:cstheme="minorBidi"/>
-                  <w:lang w:val="en-US"/>
-                </w:rPr>
-                <m:t>29,523</m:t>
-              </m:r>
-            </m:num>
-            <m:den>
-              <m:r>
-                <w:rPr>
-                  <w:rFonts w:ascii="Cambria Math" w:eastAsiaTheme="minorEastAsia" w:hAnsi="Cambria Math" w:cstheme="minorBidi"/>
-                  <w:lang w:val="en-US"/>
-                </w:rPr>
-                <m:t>2,755</m:t>
-              </m:r>
-            </m:den>
-          </m:f>
-          <m:r>
-            <w:rPr>
-              <w:rFonts w:ascii="Cambria Math" w:eastAsiaTheme="minorEastAsia" w:hAnsi="Cambria Math" w:cstheme="minorBidi"/>
-              <w:lang w:val="en-US"/>
-            </w:rPr>
-            <m:t>≈</m:t>
-          </m:r>
-          <m:r>
-            <w:rPr>
-              <w:rFonts w:ascii="Cambria Math" w:eastAsiaTheme="minorEastAsia" w:hAnsi="Cambria Math" w:cstheme="minorBidi"/>
-              <w:lang w:val="en-US"/>
-            </w:rPr>
-            <m:t>10,716</m:t>
-          </m:r>
-          <m:r>
-            <w:rPr>
-              <w:rFonts w:ascii="Cambria Math" w:eastAsiaTheme="minorEastAsia" w:hAnsi="Cambria Math" w:cstheme="minorBidi"/>
-              <w:lang w:val="en-US"/>
-            </w:rPr>
-            <m:t xml:space="preserve">, </m:t>
-          </m:r>
-        </m:oMath>
-      </m:oMathPara>
+        <w:jc w:val="center"/>
+        <w:rPr>
+          <w:rFonts w:eastAsiaTheme="minorEastAsia" w:cstheme="minorBidi"/>
+        </w:rPr>
+      </w:pPr>
     </w:p>
     <w:p>
       <w:pPr>
@@ -5188,37 +5001,24 @@
         <w:ind w:firstLine="0"/>
         <w:rPr>
           <w:rFonts w:eastAsiaTheme="minorEastAsia" w:cstheme="minorBidi"/>
-        </w:rPr>
-      </w:pPr>
-      <m:oMathPara>
-        <m:oMath>
-          <m:r>
-            <w:rPr>
-              <w:rFonts w:ascii="Cambria Math" w:eastAsiaTheme="minorEastAsia" w:hAnsi="Cambria Math" w:cstheme="minorBidi"/>
-            </w:rPr>
-            <m:t>что сходится</m:t>
-          </m:r>
-          <m:r>
-            <w:rPr>
-              <w:rFonts w:ascii="Cambria Math" w:eastAsiaTheme="minorEastAsia" w:hAnsi="Cambria Math" w:cstheme="minorBidi"/>
-            </w:rPr>
-            <m:t xml:space="preserve"> (в пределах ошибки)</m:t>
-          </m:r>
-          <m:r>
-            <w:rPr>
-              <w:rFonts w:ascii="Cambria Math" w:eastAsiaTheme="minorEastAsia" w:hAnsi="Cambria Math" w:cstheme="minorBidi"/>
-            </w:rPr>
-            <m:t xml:space="preserve"> с вычесленым значением</m:t>
-          </m:r>
-          <m:r>
-            <w:rPr>
-              <w:rFonts w:ascii="Cambria Math" w:eastAsiaTheme="minorEastAsia" w:hAnsi="Cambria Math" w:cstheme="minorBidi"/>
-              <w:lang w:val="en-US"/>
-            </w:rPr>
-            <m:t xml:space="preserve"> </m:t>
-          </m:r>
-        </m:oMath>
-      </m:oMathPara>
+          <w:iCs/>
+        </w:rPr>
+      </w:pPr>
+      <w:r>
+        <w:rPr>
+          <w:rFonts w:eastAsiaTheme="minorEastAsia" w:cstheme="minorBidi"/>
+          <w:iCs/>
+        </w:rPr>
+        <w:tab/>
+        <w:t xml:space="preserve">В среднем, </w:t>
+      </w:r>
+      <w:r>
+        <w:rPr>
+          <w:rFonts w:eastAsiaTheme="minorEastAsia" w:cstheme="minorBidi"/>
+          <w:iCs/>
+        </w:rPr>
+        <w:t>значения среднего времени в системе варьируется от 5 до 10 секунд.</w:t>
+      </w:r>
     </w:p>
     <w:p>
       <w:pPr>
@@ -5241,6 +5041,7 @@
         <w:rPr>
           <w:rFonts w:eastAsiaTheme="minorEastAsia" w:cstheme="minorBidi"/>
         </w:rPr>
+        <w:lastRenderedPageBreak/>
         <w:tab/>
       </w:r>
       <w:r>
@@ -5323,21 +5124,7 @@
                   <w:rFonts w:ascii="Cambria Math" w:eastAsiaTheme="minorEastAsia" w:hAnsi="Cambria Math" w:cstheme="minorBidi"/>
                   <w:lang w:val="en-US"/>
                 </w:rPr>
-                <m:t>291</m:t>
-              </m:r>
-              <m:r>
-                <w:rPr>
-                  <w:rFonts w:ascii="Cambria Math" w:eastAsiaTheme="minorEastAsia" w:hAnsi="Cambria Math" w:cstheme="minorBidi"/>
-                  <w:lang w:val="en-US"/>
-                </w:rPr>
-                <m:t>.</m:t>
-              </m:r>
-              <m:r>
-                <w:rPr>
-                  <w:rFonts w:ascii="Cambria Math" w:eastAsiaTheme="minorEastAsia" w:hAnsi="Cambria Math" w:cstheme="minorBidi"/>
-                  <w:lang w:val="en-US"/>
-                </w:rPr>
-                <m:t>5</m:t>
+                <m:t>291.5</m:t>
               </m:r>
             </m:num>
             <m:den>
@@ -5355,14 +5142,7 @@
               <w:rFonts w:ascii="Cambria Math" w:eastAsiaTheme="minorEastAsia" w:hAnsi="Cambria Math" w:cstheme="minorBidi"/>
               <w:lang w:val="en-US"/>
             </w:rPr>
-            <m:t>≈</m:t>
-          </m:r>
-          <m:r>
-            <w:rPr>
-              <w:rFonts w:ascii="Cambria Math" w:eastAsiaTheme="minorEastAsia" w:hAnsi="Cambria Math" w:cstheme="minorBidi"/>
-              <w:lang w:val="en-US"/>
-            </w:rPr>
-            <m:t>9,109</m:t>
+            <m:t>≈9,109</m:t>
           </m:r>
         </m:oMath>
       </m:oMathPara>
@@ -5373,6 +5153,7 @@
         <w:ind w:firstLine="0"/>
         <w:rPr>
           <w:rFonts w:eastAsiaTheme="minorEastAsia" w:cstheme="minorBidi"/>
+          <w:lang w:val="en-US"/>
         </w:rPr>
       </w:pPr>
     </w:p>
@@ -5380,6 +5161,136 @@
       <w:pPr>
         <w:pStyle w:val="a5"/>
         <w:ind w:firstLine="0"/>
+        <w:jc w:val="center"/>
+        <w:rPr>
+          <w:rFonts w:eastAsiaTheme="minorEastAsia" w:cstheme="minorBidi"/>
+          <w:lang w:val="en-US"/>
+        </w:rPr>
+      </w:pPr>
+      <w:r>
+        <w:rPr>
+          <w:rFonts w:eastAsiaTheme="minorEastAsia" w:cstheme="minorBidi"/>
+          <w:lang w:val="en-US"/>
+        </w:rPr>
+        <w:drawing>
+          <wp:inline distT="0" distB="0" distL="0" distR="0" wp14:anchorId="09B36439" wp14:editId="42189E2C">
+            <wp:extent cx="5820587" cy="4115374"/>
+            <wp:effectExtent l="0" t="0" r="8890" b="0"/>
+            <wp:docPr id="1261308592" name="Рисунок 1"/>
+            <wp:cNvGraphicFramePr>
+              <a:graphicFrameLocks xmlns:a="http://schemas.openxmlformats.org/drawingml/2006/main" noChangeAspect="1"/>
+            </wp:cNvGraphicFramePr>
+            <a:graphic xmlns:a="http://schemas.openxmlformats.org/drawingml/2006/main">
+              <a:graphicData uri="http://schemas.openxmlformats.org/drawingml/2006/picture">
+                <pic:pic xmlns:pic="http://schemas.openxmlformats.org/drawingml/2006/picture">
+                  <pic:nvPicPr>
+                    <pic:cNvPr id="1261308592" name=""/>
+                    <pic:cNvPicPr/>
+                  </pic:nvPicPr>
+                  <pic:blipFill>
+                    <a:blip r:embed="rId9"/>
+                    <a:stretch>
+                      <a:fillRect/>
+                    </a:stretch>
+                  </pic:blipFill>
+                  <pic:spPr>
+                    <a:xfrm>
+                      <a:off x="0" y="0"/>
+                      <a:ext cx="5820587" cy="4115374"/>
+                    </a:xfrm>
+                    <a:prstGeom prst="rect">
+                      <a:avLst/>
+                    </a:prstGeom>
+                  </pic:spPr>
+                </pic:pic>
+              </a:graphicData>
+            </a:graphic>
+          </wp:inline>
+        </w:drawing>
+      </w:r>
+    </w:p>
+    <w:p>
+      <w:pPr>
+        <w:pStyle w:val="a5"/>
+        <w:ind w:firstLine="0"/>
+        <w:jc w:val="center"/>
+        <w:rPr>
+          <w:rFonts w:eastAsiaTheme="minorEastAsia" w:cstheme="minorBidi"/>
+          <w:i/>
+        </w:rPr>
+      </w:pPr>
+      <w:r>
+        <w:rPr>
+          <w:rFonts w:eastAsiaTheme="minorEastAsia" w:cstheme="minorBidi"/>
+        </w:rPr>
+        <w:t xml:space="preserve">Рисунок </w:t>
+      </w:r>
+      <w:r>
+        <w:rPr>
+          <w:rFonts w:eastAsiaTheme="minorEastAsia" w:cstheme="minorBidi"/>
+        </w:rPr>
+        <w:t>3 – 2</w:t>
+      </w:r>
+      <w:r>
+        <w:rPr>
+          <w:rFonts w:eastAsiaTheme="minorEastAsia" w:cstheme="minorBidi"/>
+          <w:lang w:val="en-US"/>
+        </w:rPr>
+        <w:t>D</w:t>
+      </w:r>
+      <w:r>
+        <w:rPr>
+          <w:rFonts w:eastAsiaTheme="minorEastAsia" w:cstheme="minorBidi"/>
+        </w:rPr>
+        <w:t xml:space="preserve"> </w:t>
+      </w:r>
+      <w:r>
+        <w:rPr>
+          <w:rFonts w:eastAsiaTheme="minorEastAsia" w:cstheme="minorBidi"/>
+        </w:rPr>
+        <w:t xml:space="preserve">гистограмма зависимости </w:t>
+      </w:r>
+      <w:r>
+        <w:rPr>
+          <w:rFonts w:eastAsiaTheme="minorEastAsia" w:cstheme="minorBidi"/>
+          <w:lang w:val="en-US"/>
+        </w:rPr>
+        <w:t>u</w:t>
+      </w:r>
+      <w:r>
+        <w:rPr>
+          <w:rFonts w:eastAsiaTheme="minorEastAsia" w:cstheme="minorBidi"/>
+        </w:rPr>
+        <w:t xml:space="preserve"> </w:t>
+      </w:r>
+      <w:r>
+        <w:rPr>
+          <w:rFonts w:eastAsiaTheme="minorEastAsia" w:cstheme="minorBidi"/>
+        </w:rPr>
+        <w:t xml:space="preserve">от </w:t>
+      </w:r>
+      <m:oMath>
+        <m:r>
+          <w:rPr>
+            <w:rFonts w:ascii="Cambria Math" w:eastAsiaTheme="minorEastAsia" w:hAnsi="Cambria Math" w:cstheme="minorBidi"/>
+          </w:rPr>
+          <m:t>ρ</m:t>
+        </m:r>
+      </m:oMath>
+    </w:p>
+    <w:p>
+      <w:pPr>
+        <w:pStyle w:val="a5"/>
+        <w:ind w:firstLine="0"/>
+        <w:rPr>
+          <w:rFonts w:eastAsiaTheme="minorEastAsia" w:cstheme="minorBidi"/>
+        </w:rPr>
+      </w:pPr>
+    </w:p>
+    <w:p>
+      <w:pPr>
+        <w:pStyle w:val="a5"/>
+        <w:ind w:firstLine="0"/>
       </w:pPr>
       <w:r>
         <w:rPr>
@@ -5425,18 +5336,12 @@
       <w:pPr>
         <w:pStyle w:val="a5"/>
         <w:ind w:firstLine="0"/>
-        <w:rPr>
-          <w:lang w:val="en-US"/>
-        </w:rPr>
       </w:pPr>
       <w:r>
         <w:tab/>
         <w:t>Вывод</w:t>
       </w:r>
       <w:r>
-        <w:rPr>
-          <w:lang w:val="en-US"/>
-        </w:rPr>
         <w:t>:</w:t>
       </w:r>
     </w:p>
@@ -5472,7 +5377,11 @@
         <w:t>и</w:t>
       </w:r>
       <w:r>
-        <w:t xml:space="preserve"> работы и получен</w:t>
+        <w:t xml:space="preserve"> работы и </w:t>
+      </w:r>
+      <w:r>
+        <w:lastRenderedPageBreak/>
+        <w:t>получен</w:t>
       </w:r>
       <w:r>
         <w:t>ы</w:t>
@@ -6147,7 +6056,6 @@
   <w:style w:type="character" w:default="1" w:styleId="a0">
     <w:name w:val="Default Paragraph Font"/>
     <w:uiPriority w:val="1"/>
-    <w:semiHidden/>
     <w:unhideWhenUsed/>
   </w:style>
   <w:style w:type="table" w:default="1" w:styleId="a1">
